--- a/Documentation/Forms.docx
+++ b/Documentation/Forms.docx
@@ -25,8 +25,6 @@
       <w:r>
         <w:t>an</w:t>
       </w:r>
-      <w:bookmarkStart w:id="0" w:name="_GoBack"/>
-      <w:bookmarkEnd w:id="0"/>
       <w:r>
         <w:t>ce Form:</w:t>
       </w:r>
@@ -42,7 +40,90 @@
       </w:hyperlink>
     </w:p>
     <w:p/>
+    <w:p>
+      <w:r>
+        <w:t>Participants Sheet:</w:t>
+      </w:r>
+    </w:p>
+    <w:p>
+      <w:hyperlink r:id="rId6" w:history="1">
+        <w:r>
+          <w:rPr>
+            <w:rStyle w:val="Hyperlink"/>
+          </w:rPr>
+          <w:t>https://docs.google.com/spreadsheets/d/1xVAWmlLgMULAgjUf220EhxxTqYp04tr8gfWWwUZBZ1U/edit?usp=sharing</w:t>
+        </w:r>
+      </w:hyperlink>
+    </w:p>
     <w:p/>
+    <w:p>
+      <w:r>
+        <w:t>Participant Feedback:</w:t>
+      </w:r>
+    </w:p>
+    <w:p>
+      <w:pPr>
+        <w:rPr>
+          <w:rtl/>
+          <w:lang w:bidi="ar-EG"/>
+        </w:rPr>
+      </w:pPr>
+      <w:hyperlink r:id="rId7" w:history="1">
+        <w:r>
+          <w:rPr>
+            <w:rStyle w:val="Hyperlink"/>
+            <w:lang w:bidi="ar-EG"/>
+          </w:rPr>
+          <w:t>https://docs.google.com/forms/d/1Esb8r_zdR4h_ooyFPuXSppLK1Inx1auG4sEqfm6zxio/edit#responses</w:t>
+        </w:r>
+      </w:hyperlink>
+    </w:p>
+    <w:p>
+      <w:pPr>
+        <w:rPr>
+          <w:lang w:bidi="ar-EG"/>
+        </w:rPr>
+      </w:pPr>
+    </w:p>
+    <w:p>
+      <w:pPr>
+        <w:rPr>
+          <w:lang w:bidi="ar-EG"/>
+        </w:rPr>
+      </w:pPr>
+      <w:r>
+        <w:rPr>
+          <w:lang w:bidi="ar-EG"/>
+        </w:rPr>
+        <w:t>Instructor Feedback:</w:t>
+      </w:r>
+    </w:p>
+    <w:p>
+      <w:pPr>
+        <w:rPr>
+          <w:lang w:bidi="ar-EG"/>
+        </w:rPr>
+      </w:pPr>
+      <w:hyperlink r:id="rId8" w:history="1">
+        <w:r>
+          <w:rPr>
+            <w:rStyle w:val="Hyperlink"/>
+            <w:lang w:bidi="ar-EG"/>
+          </w:rPr>
+          <w:t>https://docs.google.com/forms/d/15ZPuMcjVH0zgt-RkT6gN3Asjn93yMiuoGOhEJxwW0qc/edit</w:t>
+        </w:r>
+      </w:hyperlink>
+    </w:p>
+    <w:p>
+      <w:pPr>
+        <w:rPr>
+          <w:rFonts w:hint="cs"/>
+          <w:lang w:bidi="ar-EG"/>
+        </w:rPr>
+      </w:pPr>
+      <w:bookmarkStart w:id="0" w:name="_GoBack"/>
+      <w:bookmarkEnd w:id="0"/>
+    </w:p>
     <w:sectPr>
       <w:pgSz w:w="12240" w:h="15840"/>
       <w:pgMar w:top="1440" w:right="1440" w:bottom="1440" w:left="1440" w:header="720" w:footer="720" w:gutter="0"/>
